--- a/Оператор автоматических и полуавтоматических станков и линий станков/профессиональной переподготовки 15474 Оператор станков/103. ПО_ПП_ФОС_Оператор станков_2-3_разр ОП.0.0.docx
+++ b/Оператор автоматических и полуавтоматических станков и линий станков/профессиональной переподготовки 15474 Оператор станков/103. ПО_ПП_ФОС_Оператор станков_2-3_разр ОП.0.0.docx
@@ -99,7 +99,7 @@
           <w:rFonts w:ascii="Times New Roman" w:hAnsi="Times New Roman"/>
           <w:sz w:val="28"/>
         </w:rPr>
-        <w:t>а) Инструкция по охране труда;</w:t>
+        <w:t>A) Инструкция по охране труда;</w:t>
       </w:r>
     </w:p>
     <w:p>
@@ -111,7 +111,7 @@
           <w:rFonts w:ascii="Times New Roman" w:hAnsi="Times New Roman"/>
           <w:sz w:val="28"/>
         </w:rPr>
-        <w:t>б) Договор аренды;</w:t>
+        <w:t>B) Договор аренды;</w:t>
       </w:r>
     </w:p>
     <w:p>
@@ -123,7 +123,7 @@
           <w:rFonts w:ascii="Times New Roman" w:hAnsi="Times New Roman"/>
           <w:sz w:val="28"/>
         </w:rPr>
-        <w:t>в) План эвакуации;</w:t>
+        <w:t>C) План эвакуации;</w:t>
       </w:r>
     </w:p>
     <w:p>
@@ -135,7 +135,7 @@
           <w:rFonts w:ascii="Times New Roman" w:hAnsi="Times New Roman"/>
           <w:sz w:val="28"/>
         </w:rPr>
-        <w:t>г) Технологическая карта.</w:t>
+        <w:t>D) Технологическая карта.</w:t>
       </w:r>
     </w:p>
     <w:p>
@@ -165,7 +165,7 @@
           <w:rFonts w:ascii="Times New Roman" w:hAnsi="Times New Roman"/>
           <w:sz w:val="28"/>
         </w:rPr>
-        <w:t>а) Очки защитные, спецодежда, ботинки с металлическим носком;</w:t>
+        <w:t>A) Очки защитные, спецодежда, ботинки с металлическим носком;</w:t>
       </w:r>
     </w:p>
     <w:p>
@@ -177,7 +177,7 @@
           <w:rFonts w:ascii="Times New Roman" w:hAnsi="Times New Roman"/>
           <w:sz w:val="28"/>
         </w:rPr>
-        <w:t>б) Солнцезащитные очки и перчатки;</w:t>
+        <w:t>B) Солнцезащитные очки и перчатки;</w:t>
       </w:r>
     </w:p>
     <w:p>
@@ -189,7 +189,7 @@
           <w:rFonts w:ascii="Times New Roman" w:hAnsi="Times New Roman"/>
           <w:sz w:val="28"/>
         </w:rPr>
-        <w:t>в) Каска и респиратор только;</w:t>
+        <w:t>C) Каска и респиратор только;</w:t>
       </w:r>
     </w:p>
     <w:p>
@@ -201,7 +201,7 @@
           <w:rFonts w:ascii="Times New Roman" w:hAnsi="Times New Roman"/>
           <w:sz w:val="28"/>
         </w:rPr>
-        <w:t>г) Наушники и перчатки хлопчатобумажные.</w:t>
+        <w:t>D) Наушники и перчатки хлопчатобумажные.</w:t>
       </w:r>
     </w:p>
     <w:p>
@@ -231,7 +231,7 @@
           <w:rFonts w:ascii="Times New Roman" w:hAnsi="Times New Roman"/>
           <w:sz w:val="28"/>
         </w:rPr>
-        <w:t>а) Водный;</w:t>
+        <w:t>A) Водный;</w:t>
       </w:r>
     </w:p>
     <w:p>
@@ -243,7 +243,7 @@
           <w:rFonts w:ascii="Times New Roman" w:hAnsi="Times New Roman"/>
           <w:sz w:val="28"/>
         </w:rPr>
-        <w:t>б) Пенный;</w:t>
+        <w:t>B) Пенный;</w:t>
       </w:r>
     </w:p>
     <w:p>
@@ -255,7 +255,7 @@
           <w:rFonts w:ascii="Times New Roman" w:hAnsi="Times New Roman"/>
           <w:sz w:val="28"/>
         </w:rPr>
-        <w:t>в) Углекислотный;</w:t>
+        <w:t>C) Углекислотный;</w:t>
       </w:r>
     </w:p>
     <w:p>
@@ -267,7 +267,7 @@
           <w:rFonts w:ascii="Times New Roman" w:hAnsi="Times New Roman"/>
           <w:sz w:val="28"/>
         </w:rPr>
-        <w:t>г) Порошковый с водой.</w:t>
+        <w:t>D) Порошковый с водой.</w:t>
       </w:r>
     </w:p>
     <w:p>
@@ -297,7 +297,7 @@
           <w:rFonts w:ascii="Times New Roman" w:hAnsi="Times New Roman"/>
           <w:sz w:val="28"/>
         </w:rPr>
-        <w:t>а) Сразу включить станок и начать работу;</w:t>
+        <w:t>A) Сразу включить станок и начать работу;</w:t>
       </w:r>
     </w:p>
     <w:p>
@@ -309,7 +309,7 @@
           <w:rFonts w:ascii="Times New Roman" w:hAnsi="Times New Roman"/>
           <w:sz w:val="28"/>
         </w:rPr>
-        <w:t>б) Провести осмотр станка и проверить исправность защитных устройств;</w:t>
+        <w:t>B) Провести осмотр станка и проверить исправность защитных устройств;</w:t>
       </w:r>
     </w:p>
     <w:p>
@@ -321,7 +321,7 @@
           <w:rFonts w:ascii="Times New Roman" w:hAnsi="Times New Roman"/>
           <w:sz w:val="28"/>
         </w:rPr>
-        <w:t>в) Сообщить мастеру о начале работы;</w:t>
+        <w:t>C) Сообщить мастеру о начале работы;</w:t>
       </w:r>
     </w:p>
     <w:p>
@@ -333,7 +333,7 @@
           <w:rFonts w:ascii="Times New Roman" w:hAnsi="Times New Roman"/>
           <w:sz w:val="28"/>
         </w:rPr>
-        <w:t>г) Протереть станок влажной тряпкой.</w:t>
+        <w:t>D) Протереть станок влажной тряпкой.</w:t>
       </w:r>
     </w:p>
     <w:p>
@@ -363,7 +363,7 @@
           <w:rFonts w:ascii="Times New Roman" w:hAnsi="Times New Roman"/>
           <w:sz w:val="28"/>
         </w:rPr>
-        <w:t>а) 1:2;</w:t>
+        <w:t>A) 1:2;</w:t>
       </w:r>
     </w:p>
     <w:p>
@@ -375,7 +375,7 @@
           <w:rFonts w:ascii="Times New Roman" w:hAnsi="Times New Roman"/>
           <w:sz w:val="28"/>
         </w:rPr>
-        <w:t>б) 2:1;</w:t>
+        <w:t>B) 2:1;</w:t>
       </w:r>
     </w:p>
     <w:p>
@@ -387,7 +387,7 @@
           <w:rFonts w:ascii="Times New Roman" w:hAnsi="Times New Roman"/>
           <w:sz w:val="28"/>
         </w:rPr>
-        <w:t>в) 5:1;</w:t>
+        <w:t>C) 5:1;</w:t>
       </w:r>
     </w:p>
     <w:p>
@@ -399,7 +399,7 @@
           <w:rFonts w:ascii="Times New Roman" w:hAnsi="Times New Roman"/>
           <w:sz w:val="28"/>
         </w:rPr>
-        <w:t>г) 1:1.</w:t>
+        <w:t>D) 1:1.</w:t>
       </w:r>
     </w:p>
     <w:p>
@@ -429,7 +429,7 @@
           <w:rFonts w:ascii="Times New Roman" w:hAnsi="Times New Roman"/>
           <w:sz w:val="28"/>
         </w:rPr>
-        <w:t>а) Сплошная толстая;</w:t>
+        <w:t>A) Сплошная толстая;</w:t>
       </w:r>
     </w:p>
     <w:p>
@@ -441,7 +441,7 @@
           <w:rFonts w:ascii="Times New Roman" w:hAnsi="Times New Roman"/>
           <w:sz w:val="28"/>
         </w:rPr>
-        <w:t>б) Штриховая;</w:t>
+        <w:t>B) Штриховая;</w:t>
       </w:r>
     </w:p>
     <w:p>
@@ -453,7 +453,7 @@
           <w:rFonts w:ascii="Times New Roman" w:hAnsi="Times New Roman"/>
           <w:sz w:val="28"/>
         </w:rPr>
-        <w:t>в) Штрихпунктирная;</w:t>
+        <w:t>C) Штрихпунктирная;</w:t>
       </w:r>
     </w:p>
     <w:p>
@@ -465,7 +465,7 @@
           <w:rFonts w:ascii="Times New Roman" w:hAnsi="Times New Roman"/>
           <w:sz w:val="28"/>
         </w:rPr>
-        <w:t>г) Волнистая.</w:t>
+        <w:t>D) Волнистая.</w:t>
       </w:r>
     </w:p>
     <w:p>
@@ -495,7 +495,7 @@
           <w:rFonts w:ascii="Times New Roman" w:hAnsi="Times New Roman"/>
           <w:sz w:val="28"/>
         </w:rPr>
-        <w:t>а) Сборочный;</w:t>
+        <w:t>A) Сборочный;</w:t>
       </w:r>
     </w:p>
     <w:p>
@@ -507,7 +507,7 @@
           <w:rFonts w:ascii="Times New Roman" w:hAnsi="Times New Roman"/>
           <w:sz w:val="28"/>
         </w:rPr>
-        <w:t>б) Габаритный;</w:t>
+        <w:t>B) Габаритный;</w:t>
       </w:r>
     </w:p>
     <w:p>
@@ -519,7 +519,7 @@
           <w:rFonts w:ascii="Times New Roman" w:hAnsi="Times New Roman"/>
           <w:sz w:val="28"/>
         </w:rPr>
-        <w:t>в) Рабочий чертёж детали;</w:t>
+        <w:t>C) Рабочий чертёж детали;</w:t>
       </w:r>
     </w:p>
     <w:p>
@@ -531,7 +531,7 @@
           <w:rFonts w:ascii="Times New Roman" w:hAnsi="Times New Roman"/>
           <w:sz w:val="28"/>
         </w:rPr>
-        <w:t>г) Кинематическая схема.</w:t>
+        <w:t>D) Кинематическая схема.</w:t>
       </w:r>
     </w:p>
     <w:p>
@@ -561,7 +561,7 @@
           <w:rFonts w:ascii="Times New Roman" w:hAnsi="Times New Roman"/>
           <w:sz w:val="28"/>
         </w:rPr>
-        <w:t>а) Медь;</w:t>
+        <w:t>A) Медь;</w:t>
       </w:r>
     </w:p>
     <w:p>
@@ -573,7 +573,7 @@
           <w:rFonts w:ascii="Times New Roman" w:hAnsi="Times New Roman"/>
           <w:sz w:val="28"/>
         </w:rPr>
-        <w:t>б) Алюминий;</w:t>
+        <w:t>B) Алюминий;</w:t>
       </w:r>
     </w:p>
     <w:p>
@@ -585,7 +585,7 @@
           <w:rFonts w:ascii="Times New Roman" w:hAnsi="Times New Roman"/>
           <w:sz w:val="28"/>
         </w:rPr>
-        <w:t>в) Цинк;</w:t>
+        <w:t>C) Цинк;</w:t>
       </w:r>
     </w:p>
     <w:p>
@@ -597,7 +597,7 @@
           <w:rFonts w:ascii="Times New Roman" w:hAnsi="Times New Roman"/>
           <w:sz w:val="28"/>
         </w:rPr>
-        <w:t>г) Железо.</w:t>
+        <w:t>D) Железо.</w:t>
       </w:r>
     </w:p>
     <w:p>
@@ -627,7 +627,7 @@
           <w:rFonts w:ascii="Times New Roman" w:hAnsi="Times New Roman"/>
           <w:sz w:val="28"/>
         </w:rPr>
-        <w:t>а) Способность материала выдерживать растяжение;</w:t>
+        <w:t>A) Способность материала выдерживать растяжение;</w:t>
       </w:r>
     </w:p>
     <w:p>
@@ -639,7 +639,7 @@
           <w:rFonts w:ascii="Times New Roman" w:hAnsi="Times New Roman"/>
           <w:sz w:val="28"/>
         </w:rPr>
-        <w:t>б) Способность материала сопротивляться проникновению в него другого тела;</w:t>
+        <w:t>B) Способность материала сопротивляться проникновению в него другого тела;</w:t>
       </w:r>
     </w:p>
     <w:p>
@@ -651,7 +651,7 @@
           <w:rFonts w:ascii="Times New Roman" w:hAnsi="Times New Roman"/>
           <w:sz w:val="28"/>
         </w:rPr>
-        <w:t>в) Способность материала восстанавливать форму после деформации;</w:t>
+        <w:t>C) Способность материала восстанавливать форму после деформации;</w:t>
       </w:r>
     </w:p>
     <w:p>
@@ -663,7 +663,7 @@
           <w:rFonts w:ascii="Times New Roman" w:hAnsi="Times New Roman"/>
           <w:sz w:val="28"/>
         </w:rPr>
-        <w:t>г) Способность материала проводить тепло.</w:t>
+        <w:t>D) Способность материала проводить тепло.</w:t>
       </w:r>
     </w:p>
     <w:p>
@@ -693,7 +693,7 @@
           <w:rFonts w:ascii="Times New Roman" w:hAnsi="Times New Roman"/>
           <w:sz w:val="28"/>
         </w:rPr>
-        <w:t>а) Ст3;</w:t>
+        <w:t>A) Ст3;</w:t>
       </w:r>
     </w:p>
     <w:p>
@@ -705,7 +705,7 @@
           <w:rFonts w:ascii="Times New Roman" w:hAnsi="Times New Roman"/>
           <w:sz w:val="28"/>
         </w:rPr>
-        <w:t>б) У8;</w:t>
+        <w:t>B) У8;</w:t>
       </w:r>
     </w:p>
     <w:p>
@@ -717,7 +717,7 @@
           <w:rFonts w:ascii="Times New Roman" w:hAnsi="Times New Roman"/>
           <w:sz w:val="28"/>
         </w:rPr>
-        <w:t>в) 45;</w:t>
+        <w:t>C) 45;</w:t>
       </w:r>
     </w:p>
     <w:p>
@@ -729,7 +729,7 @@
           <w:rFonts w:ascii="Times New Roman" w:hAnsi="Times New Roman"/>
           <w:sz w:val="28"/>
         </w:rPr>
-        <w:t>г) Р6М5.</w:t>
+        <w:t>D) Р6М5.</w:t>
       </w:r>
     </w:p>
     <w:p>
@@ -759,7 +759,7 @@
           <w:rFonts w:ascii="Times New Roman" w:hAnsi="Times New Roman"/>
           <w:sz w:val="28"/>
         </w:rPr>
-        <w:t>а) Ремённая передача;</w:t>
+        <w:t>A) Ремённая передача;</w:t>
       </w:r>
     </w:p>
     <w:p>
@@ -771,7 +771,7 @@
           <w:rFonts w:ascii="Times New Roman" w:hAnsi="Times New Roman"/>
           <w:sz w:val="28"/>
         </w:rPr>
-        <w:t>б) Гидравлический цилиндр;</w:t>
+        <w:t>B) Гидравлический цилиндр;</w:t>
       </w:r>
     </w:p>
     <w:p>
@@ -783,7 +783,7 @@
           <w:rFonts w:ascii="Times New Roman" w:hAnsi="Times New Roman"/>
           <w:sz w:val="28"/>
         </w:rPr>
-        <w:t>в) Пружинный механизм;</w:t>
+        <w:t>C) Пружинный механизм;</w:t>
       </w:r>
     </w:p>
     <w:p>
@@ -795,7 +795,7 @@
           <w:rFonts w:ascii="Times New Roman" w:hAnsi="Times New Roman"/>
           <w:sz w:val="28"/>
         </w:rPr>
-        <w:t>г) Электромагнитная муфта.</w:t>
+        <w:t>D) Электромагнитная муфта.</w:t>
       </w:r>
     </w:p>
     <w:p>
@@ -825,7 +825,7 @@
           <w:rFonts w:ascii="Times New Roman" w:hAnsi="Times New Roman"/>
           <w:sz w:val="28"/>
         </w:rPr>
-        <w:t>а) Сила, действующая вдоль оси;</w:t>
+        <w:t>A) Сила, действующая вдоль оси;</w:t>
       </w:r>
     </w:p>
     <w:p>
@@ -837,7 +837,7 @@
           <w:rFonts w:ascii="Times New Roman" w:hAnsi="Times New Roman"/>
           <w:sz w:val="28"/>
         </w:rPr>
-        <w:t>б) Произведение силы на плечо, вызывающее вращение;</w:t>
+        <w:t>B) Произведение силы на плечо, вызывающее вращение;</w:t>
       </w:r>
     </w:p>
     <w:p>
@@ -849,7 +849,7 @@
           <w:rFonts w:ascii="Times New Roman" w:hAnsi="Times New Roman"/>
           <w:sz w:val="28"/>
         </w:rPr>
-        <w:t>в) Скорость вращения вала;</w:t>
+        <w:t>C) Скорость вращения вала;</w:t>
       </w:r>
     </w:p>
     <w:p>
@@ -861,7 +861,7 @@
           <w:rFonts w:ascii="Times New Roman" w:hAnsi="Times New Roman"/>
           <w:sz w:val="28"/>
         </w:rPr>
-        <w:t>г) Мощность электродвигателя.</w:t>
+        <w:t>D) Мощность электродвигателя.</w:t>
       </w:r>
     </w:p>
     <w:p>
@@ -891,7 +891,7 @@
           <w:rFonts w:ascii="Times New Roman" w:hAnsi="Times New Roman"/>
           <w:sz w:val="28"/>
         </w:rPr>
-        <w:t>а) Радиальный шариковый;</w:t>
+        <w:t>A) Радиальный шариковый;</w:t>
       </w:r>
     </w:p>
     <w:p>
@@ -903,7 +903,7 @@
           <w:rFonts w:ascii="Times New Roman" w:hAnsi="Times New Roman"/>
           <w:sz w:val="28"/>
         </w:rPr>
-        <w:t>б) Радиально-упорный;</w:t>
+        <w:t>B) Радиально-упорный;</w:t>
       </w:r>
     </w:p>
     <w:p>
@@ -915,7 +915,7 @@
           <w:rFonts w:ascii="Times New Roman" w:hAnsi="Times New Roman"/>
           <w:sz w:val="28"/>
         </w:rPr>
-        <w:t>в) Сферический;</w:t>
+        <w:t>C) Сферический;</w:t>
       </w:r>
     </w:p>
     <w:p>
@@ -927,7 +927,7 @@
           <w:rFonts w:ascii="Times New Roman" w:hAnsi="Times New Roman"/>
           <w:sz w:val="28"/>
         </w:rPr>
-        <w:t>г) Упорный.</w:t>
+        <w:t>D) Упорный.</w:t>
       </w:r>
     </w:p>
     <w:p>
@@ -957,7 +957,7 @@
           <w:rFonts w:ascii="Times New Roman" w:hAnsi="Times New Roman"/>
           <w:sz w:val="28"/>
         </w:rPr>
-        <w:t>а) Разность между наибольшим и наименьшим предельными размерами;</w:t>
+        <w:t>A) Разность между наибольшим и наименьшим предельными размерами;</w:t>
       </w:r>
     </w:p>
     <w:p>
@@ -969,7 +969,7 @@
           <w:rFonts w:ascii="Times New Roman" w:hAnsi="Times New Roman"/>
           <w:sz w:val="28"/>
         </w:rPr>
-        <w:t>б) Разрешение на выполнение работы;</w:t>
+        <w:t>B) Разрешение на выполнение работы;</w:t>
       </w:r>
     </w:p>
     <w:p>
@@ -981,7 +981,7 @@
           <w:rFonts w:ascii="Times New Roman" w:hAnsi="Times New Roman"/>
           <w:sz w:val="28"/>
         </w:rPr>
-        <w:t>в) Номинальный размер детали;</w:t>
+        <w:t>C) Номинальный размер детали;</w:t>
       </w:r>
     </w:p>
     <w:p>
@@ -993,7 +993,7 @@
           <w:rFonts w:ascii="Times New Roman" w:hAnsi="Times New Roman"/>
           <w:sz w:val="28"/>
         </w:rPr>
-        <w:t>г) Отклонение формы детали.</w:t>
+        <w:t>D) Отклонение формы детали.</w:t>
       </w:r>
     </w:p>
     <w:p>
@@ -1023,7 +1023,7 @@
           <w:rFonts w:ascii="Times New Roman" w:hAnsi="Times New Roman"/>
           <w:sz w:val="28"/>
         </w:rPr>
-        <w:t>а) Линейка металлическая;</w:t>
+        <w:t>A) Линейка металлическая;</w:t>
       </w:r>
     </w:p>
     <w:p>
@@ -1035,7 +1035,7 @@
           <w:rFonts w:ascii="Times New Roman" w:hAnsi="Times New Roman"/>
           <w:sz w:val="28"/>
         </w:rPr>
-        <w:t>б) Штангенциркуль ШЦ-I;</w:t>
+        <w:t>B) Штангенциркуль ШЦ-I;</w:t>
       </w:r>
     </w:p>
     <w:p>
@@ -1047,7 +1047,7 @@
           <w:rFonts w:ascii="Times New Roman" w:hAnsi="Times New Roman"/>
           <w:sz w:val="28"/>
         </w:rPr>
-        <w:t>в) Микрометр гладкий;</w:t>
+        <w:t>C) Микрометр гладкий;</w:t>
       </w:r>
     </w:p>
     <w:p>
@@ -1059,7 +1059,7 @@
           <w:rFonts w:ascii="Times New Roman" w:hAnsi="Times New Roman"/>
           <w:sz w:val="28"/>
         </w:rPr>
-        <w:t>г) Угломер.</w:t>
+        <w:t>D) Угломер.</w:t>
       </w:r>
     </w:p>
     <w:p>
@@ -1089,7 +1089,7 @@
           <w:rFonts w:ascii="Times New Roman" w:hAnsi="Times New Roman"/>
           <w:sz w:val="28"/>
         </w:rPr>
-        <w:t>а) Скользящая;</w:t>
+        <w:t>A) Скользящая;</w:t>
       </w:r>
     </w:p>
     <w:p>
@@ -1101,7 +1101,7 @@
           <w:rFonts w:ascii="Times New Roman" w:hAnsi="Times New Roman"/>
           <w:sz w:val="28"/>
         </w:rPr>
-        <w:t>б) Переходная;</w:t>
+        <w:t>B) Переходная;</w:t>
       </w:r>
     </w:p>
     <w:p>
@@ -1113,7 +1113,7 @@
           <w:rFonts w:ascii="Times New Roman" w:hAnsi="Times New Roman"/>
           <w:sz w:val="28"/>
         </w:rPr>
-        <w:t>в) С натягом;</w:t>
+        <w:t>C) С натягом;</w:t>
       </w:r>
     </w:p>
     <w:p>
@@ -1125,7 +1125,7 @@
           <w:rFonts w:ascii="Times New Roman" w:hAnsi="Times New Roman"/>
           <w:sz w:val="28"/>
         </w:rPr>
-        <w:t>г) Свободная.</w:t>
+        <w:t>D) Свободная.</w:t>
       </w:r>
     </w:p>
     <w:p>
@@ -1155,7 +1155,7 @@
           <w:rFonts w:ascii="Times New Roman" w:hAnsi="Times New Roman"/>
           <w:sz w:val="28"/>
         </w:rPr>
-        <w:t>а) Литьё;</w:t>
+        <w:t>A) Литьё;</w:t>
       </w:r>
     </w:p>
     <w:p>
@@ -1167,7 +1167,7 @@
           <w:rFonts w:ascii="Times New Roman" w:hAnsi="Times New Roman"/>
           <w:sz w:val="28"/>
         </w:rPr>
-        <w:t>б) Штамповка;</w:t>
+        <w:t>B) Штамповка;</w:t>
       </w:r>
     </w:p>
     <w:p>
@@ -1179,7 +1179,7 @@
           <w:rFonts w:ascii="Times New Roman" w:hAnsi="Times New Roman"/>
           <w:sz w:val="28"/>
         </w:rPr>
-        <w:t>в) Сварка;</w:t>
+        <w:t>C) Сварка;</w:t>
       </w:r>
     </w:p>
     <w:p>
@@ -1191,7 +1191,7 @@
           <w:rFonts w:ascii="Times New Roman" w:hAnsi="Times New Roman"/>
           <w:sz w:val="28"/>
         </w:rPr>
-        <w:t>г) Точение.</w:t>
+        <w:t>D) Точение.</w:t>
       </w:r>
     </w:p>
     <w:p>
@@ -1221,7 +1221,7 @@
           <w:rFonts w:ascii="Times New Roman" w:hAnsi="Times New Roman"/>
           <w:sz w:val="28"/>
         </w:rPr>
-        <w:t>а) Расстояние между станками в цеху;</w:t>
+        <w:t>A) Расстояние между станками в цеху;</w:t>
       </w:r>
     </w:p>
     <w:p>
@@ -1233,7 +1233,7 @@
           <w:rFonts w:ascii="Times New Roman" w:hAnsi="Times New Roman"/>
           <w:sz w:val="28"/>
         </w:rPr>
-        <w:t>б) Слой материала, удаляемый с заготовки для получения готовой детали;</w:t>
+        <w:t>B) Слой материала, удаляемый с заготовки для получения готовой детали;</w:t>
       </w:r>
     </w:p>
     <w:p>
@@ -1245,7 +1245,7 @@
           <w:rFonts w:ascii="Times New Roman" w:hAnsi="Times New Roman"/>
           <w:sz w:val="28"/>
         </w:rPr>
-        <w:t>в) Допустимая погрешность измерения;</w:t>
+        <w:t>C) Допустимая погрешность измерения;</w:t>
       </w:r>
     </w:p>
     <w:p>
@@ -1257,7 +1257,7 @@
           <w:rFonts w:ascii="Times New Roman" w:hAnsi="Times New Roman"/>
           <w:sz w:val="28"/>
         </w:rPr>
-        <w:t>г) Время, затрачиваемое на обработку.</w:t>
+        <w:t>D) Время, затрачиваемое на обработку.</w:t>
       </w:r>
     </w:p>
     <w:p>
@@ -1287,7 +1287,7 @@
           <w:rFonts w:ascii="Times New Roman" w:hAnsi="Times New Roman"/>
           <w:sz w:val="28"/>
         </w:rPr>
-        <w:t>а) Фрезерование;</w:t>
+        <w:t>A) Фрезерование;</w:t>
       </w:r>
     </w:p>
     <w:p>
@@ -1299,7 +1299,7 @@
           <w:rFonts w:ascii="Times New Roman" w:hAnsi="Times New Roman"/>
           <w:sz w:val="28"/>
         </w:rPr>
-        <w:t>б) Строгание;</w:t>
+        <w:t>B) Строгание;</w:t>
       </w:r>
     </w:p>
     <w:p>
@@ -1311,7 +1311,7 @@
           <w:rFonts w:ascii="Times New Roman" w:hAnsi="Times New Roman"/>
           <w:sz w:val="28"/>
         </w:rPr>
-        <w:t>в) Шлифование;</w:t>
+        <w:t>C) Шлифование;</w:t>
       </w:r>
     </w:p>
     <w:p>
@@ -1323,7 +1323,7 @@
           <w:rFonts w:ascii="Times New Roman" w:hAnsi="Times New Roman"/>
           <w:sz w:val="28"/>
         </w:rPr>
-        <w:t>г) Сверление.</w:t>
+        <w:t>D) Сверление.</w:t>
       </w:r>
     </w:p>
     <w:p>
@@ -1353,7 +1353,7 @@
           <w:rFonts w:ascii="Times New Roman" w:hAnsi="Times New Roman"/>
           <w:sz w:val="28"/>
         </w:rPr>
-        <w:t>а) Увеличение освещённости рабочего места;</w:t>
+        <w:t>A) Увеличение освещённости рабочего места;</w:t>
       </w:r>
     </w:p>
     <w:p>
@@ -1365,7 +1365,7 @@
           <w:rFonts w:ascii="Times New Roman" w:hAnsi="Times New Roman"/>
           <w:sz w:val="28"/>
         </w:rPr>
-        <w:t>б) Использование только новых инструментов;</w:t>
+        <w:t>B) Использование только новых инструментов;</w:t>
       </w:r>
     </w:p>
     <w:p>
@@ -1377,7 +1377,7 @@
           <w:rFonts w:ascii="Times New Roman" w:hAnsi="Times New Roman"/>
           <w:sz w:val="28"/>
         </w:rPr>
-        <w:t>в) Регулярная чистка оборудования от стружки;</w:t>
+        <w:t>C) Регулярная чистка оборудования от стружки;</w:t>
       </w:r>
     </w:p>
     <w:p>
@@ -1389,7 +1389,7 @@
           <w:rFonts w:ascii="Times New Roman" w:hAnsi="Times New Roman"/>
           <w:sz w:val="28"/>
         </w:rPr>
-        <w:t>г) Защитное заземление корпуса станка.</w:t>
+        <w:t>D) Защитное заземление корпуса станка.</w:t>
       </w:r>
     </w:p>
     <w:p>

--- a/Оператор автоматических и полуавтоматических станков и линий станков/профессиональной переподготовки 15474 Оператор станков/103. ПО_ПП_ФОС_Оператор станков_2-3_разр ОП.0.0.docx
+++ b/Оператор автоматических и полуавтоматических станков и линий станков/профессиональной переподготовки 15474 Оператор станков/103. ПО_ПП_ФОС_Оператор станков_2-3_разр ОП.0.0.docx
@@ -144,7 +144,7 @@
           <w:rFonts w:ascii="Times New Roman" w:hAnsi="Times New Roman"/>
           <w:sz w:val="28"/>
         </w:rPr>
-        <w:t>Правильный ответ под номером: а</w:t>
+        <w:t>Правильный ответ под номером: A</w:t>
       </w:r>
     </w:p>
     <w:p>
@@ -210,7 +210,7 @@
           <w:rFonts w:ascii="Times New Roman" w:hAnsi="Times New Roman"/>
           <w:sz w:val="28"/>
         </w:rPr>
-        <w:t>Правильный ответ под номером: а</w:t>
+        <w:t>Правильный ответ под номером: A</w:t>
       </w:r>
     </w:p>
     <w:p>
@@ -276,7 +276,7 @@
           <w:rFonts w:ascii="Times New Roman" w:hAnsi="Times New Roman"/>
           <w:sz w:val="28"/>
         </w:rPr>
-        <w:t>Правильный ответ под номером: в</w:t>
+        <w:t>Правильный ответ под номером: C</w:t>
       </w:r>
     </w:p>
     <w:p>
@@ -342,7 +342,7 @@
           <w:rFonts w:ascii="Times New Roman" w:hAnsi="Times New Roman"/>
           <w:sz w:val="28"/>
         </w:rPr>
-        <w:t>Правильный ответ под номером: б</w:t>
+        <w:t>Правильный ответ под номером: B</w:t>
       </w:r>
     </w:p>
     <w:p>
@@ -408,7 +408,7 @@
           <w:rFonts w:ascii="Times New Roman" w:hAnsi="Times New Roman"/>
           <w:sz w:val="28"/>
         </w:rPr>
-        <w:t>Правильный ответ под номером: г</w:t>
+        <w:t>Правильный ответ под номером: D</w:t>
       </w:r>
     </w:p>
     <w:p>
@@ -474,7 +474,7 @@
           <w:rFonts w:ascii="Times New Roman" w:hAnsi="Times New Roman"/>
           <w:sz w:val="28"/>
         </w:rPr>
-        <w:t>Правильный ответ под номером: б</w:t>
+        <w:t>Правильный ответ под номером: B</w:t>
       </w:r>
     </w:p>
     <w:p>
@@ -540,7 +540,7 @@
           <w:rFonts w:ascii="Times New Roman" w:hAnsi="Times New Roman"/>
           <w:sz w:val="28"/>
         </w:rPr>
-        <w:t>Правильный ответ под номером: в</w:t>
+        <w:t>Правильный ответ под номером: C</w:t>
       </w:r>
     </w:p>
     <w:p>
@@ -606,7 +606,7 @@
           <w:rFonts w:ascii="Times New Roman" w:hAnsi="Times New Roman"/>
           <w:sz w:val="28"/>
         </w:rPr>
-        <w:t>Правильный ответ под номером: г</w:t>
+        <w:t>Правильный ответ под номером: D</w:t>
       </w:r>
     </w:p>
     <w:p>
@@ -672,7 +672,7 @@
           <w:rFonts w:ascii="Times New Roman" w:hAnsi="Times New Roman"/>
           <w:sz w:val="28"/>
         </w:rPr>
-        <w:t>Правильный ответ под номером: б</w:t>
+        <w:t>Правильный ответ под номером: B</w:t>
       </w:r>
     </w:p>
     <w:p>
@@ -738,7 +738,7 @@
           <w:rFonts w:ascii="Times New Roman" w:hAnsi="Times New Roman"/>
           <w:sz w:val="28"/>
         </w:rPr>
-        <w:t>Правильный ответ под номером: а</w:t>
+        <w:t>Правильный ответ под номером: A</w:t>
       </w:r>
     </w:p>
     <w:p>
@@ -804,7 +804,7 @@
           <w:rFonts w:ascii="Times New Roman" w:hAnsi="Times New Roman"/>
           <w:sz w:val="28"/>
         </w:rPr>
-        <w:t>Правильный ответ под номером: а</w:t>
+        <w:t>Правильный ответ под номером: A</w:t>
       </w:r>
     </w:p>
     <w:p>
@@ -870,7 +870,7 @@
           <w:rFonts w:ascii="Times New Roman" w:hAnsi="Times New Roman"/>
           <w:sz w:val="28"/>
         </w:rPr>
-        <w:t>Правильный ответ под номером: б</w:t>
+        <w:t>Правильный ответ под номером: B</w:t>
       </w:r>
     </w:p>
     <w:p>
@@ -936,7 +936,7 @@
           <w:rFonts w:ascii="Times New Roman" w:hAnsi="Times New Roman"/>
           <w:sz w:val="28"/>
         </w:rPr>
-        <w:t>Правильный ответ под номером: г</w:t>
+        <w:t>Правильный ответ под номером: D</w:t>
       </w:r>
     </w:p>
     <w:p>
@@ -1002,7 +1002,7 @@
           <w:rFonts w:ascii="Times New Roman" w:hAnsi="Times New Roman"/>
           <w:sz w:val="28"/>
         </w:rPr>
-        <w:t>Правильный ответ под номером: а</w:t>
+        <w:t>Правильный ответ под номером: A</w:t>
       </w:r>
     </w:p>
     <w:p>
@@ -1068,7 +1068,7 @@
           <w:rFonts w:ascii="Times New Roman" w:hAnsi="Times New Roman"/>
           <w:sz w:val="28"/>
         </w:rPr>
-        <w:t>Правильный ответ под номером: в</w:t>
+        <w:t>Правильный ответ под номером: C</w:t>
       </w:r>
     </w:p>
     <w:p>
@@ -1134,7 +1134,7 @@
           <w:rFonts w:ascii="Times New Roman" w:hAnsi="Times New Roman"/>
           <w:sz w:val="28"/>
         </w:rPr>
-        <w:t>Правильный ответ под номером: в</w:t>
+        <w:t>Правильный ответ под номером: C</w:t>
       </w:r>
     </w:p>
     <w:p>
@@ -1200,7 +1200,7 @@
           <w:rFonts w:ascii="Times New Roman" w:hAnsi="Times New Roman"/>
           <w:sz w:val="28"/>
         </w:rPr>
-        <w:t>Правильный ответ под номером: г</w:t>
+        <w:t>Правильный ответ под номером: D</w:t>
       </w:r>
     </w:p>
     <w:p>
@@ -1266,7 +1266,7 @@
           <w:rFonts w:ascii="Times New Roman" w:hAnsi="Times New Roman"/>
           <w:sz w:val="28"/>
         </w:rPr>
-        <w:t>Правильный ответ под номером: б</w:t>
+        <w:t>Правильный ответ под номером: B</w:t>
       </w:r>
     </w:p>
     <w:p>
@@ -1332,7 +1332,7 @@
           <w:rFonts w:ascii="Times New Roman" w:hAnsi="Times New Roman"/>
           <w:sz w:val="28"/>
         </w:rPr>
-        <w:t>Правильный ответ под номером: в</w:t>
+        <w:t>Правильный ответ под номером: C</w:t>
       </w:r>
     </w:p>
     <w:p>
@@ -1398,7 +1398,7 @@
           <w:rFonts w:ascii="Times New Roman" w:hAnsi="Times New Roman"/>
           <w:sz w:val="28"/>
         </w:rPr>
-        <w:t>Правильный ответ под номером: г</w:t>
+        <w:t>Правильный ответ под номером: D</w:t>
       </w:r>
     </w:p>
     <w:sectPr>

--- a/Оператор автоматических и полуавтоматических станков и линий станков/профессиональной переподготовки 15474 Оператор станков/103. ПО_ПП_ФОС_Оператор станков_2-3_разр ОП.0.0.docx
+++ b/Оператор автоматических и полуавтоматических станков и линий станков/профессиональной переподготовки 15474 Оператор станков/103. ПО_ПП_ФОС_Оператор станков_2-3_разр ОП.0.0.docx
@@ -4,1399 +4,1169 @@
   <w:body>
     <w:p>
       <w:pPr>
+        <w:spacing w:after="0" w:before="0"/>
         <w:jc w:val="center"/>
       </w:pPr>
       <w:r>
         <w:rPr>
-          <w:rFonts w:ascii="Times New Roman" w:hAnsi="Times New Roman"/>
           <w:b/>
-          <w:sz w:val="28"/>
         </w:rPr>
         <w:t>Фонд оценочных средств</w:t>
       </w:r>
     </w:p>
     <w:p>
       <w:pPr>
-        <w:jc w:val="center"/>
+        <w:spacing w:after="0" w:before="0"/>
       </w:pPr>
       <w:r>
-        <w:rPr>
-          <w:rFonts w:ascii="Times New Roman" w:hAnsi="Times New Roman"/>
-          <w:b/>
-          <w:sz w:val="28"/>
-        </w:rPr>
         <w:t>промежуточной аттестации по общепрофессиональному циклу (ОП.0.0)</w:t>
       </w:r>
     </w:p>
     <w:p>
       <w:pPr>
+        <w:spacing w:after="0" w:before="0"/>
         <w:jc w:val="center"/>
       </w:pPr>
       <w:r>
         <w:rPr>
-          <w:rFonts w:ascii="Times New Roman" w:hAnsi="Times New Roman"/>
           <w:b/>
-          <w:sz w:val="28"/>
         </w:rPr>
         <w:t>по основной программе профессионального обучения</w:t>
       </w:r>
     </w:p>
     <w:p>
       <w:pPr>
-        <w:jc w:val="center"/>
+        <w:spacing w:after="0" w:before="0"/>
       </w:pPr>
       <w:r>
-        <w:rPr>
-          <w:rFonts w:ascii="Times New Roman" w:hAnsi="Times New Roman"/>
-          <w:b/>
-          <w:sz w:val="28"/>
-        </w:rPr>
         <w:t>(профессиональной переподготовки)</w:t>
       </w:r>
     </w:p>
     <w:p>
       <w:pPr>
+        <w:spacing w:after="0" w:before="0"/>
         <w:jc w:val="center"/>
       </w:pPr>
       <w:r>
         <w:rPr>
-          <w:rFonts w:ascii="Times New Roman" w:hAnsi="Times New Roman"/>
           <w:b/>
-          <w:sz w:val="28"/>
         </w:rPr>
         <w:t>по профессии «Оператор автоматических и полуавтоматических станков и линий станков»</w:t>
       </w:r>
     </w:p>
     <w:p>
       <w:pPr>
-        <w:jc w:val="left"/>
+        <w:spacing w:after="0" w:before="0"/>
+        <w:jc w:val="center"/>
       </w:pPr>
       <w:r>
         <w:rPr>
-          <w:rFonts w:ascii="Times New Roman" w:hAnsi="Times New Roman"/>
           <w:b/>
-          <w:sz w:val="28"/>
         </w:rPr>
         <w:t>Тестовые задания с выбором одного правильного ответа (20 вопросов)</w:t>
       </w:r>
     </w:p>
-    <w:p/>
     <w:p>
+      <w:pPr>
+        <w:spacing w:after="0" w:before="0"/>
+      </w:pPr>
+    </w:p>
+    <w:p>
+      <w:pPr>
+        <w:spacing w:after="0" w:before="40"/>
+      </w:pPr>
       <w:r>
-        <w:rPr>
-          <w:rFonts w:ascii="Times New Roman" w:hAnsi="Times New Roman"/>
-          <w:sz w:val="28"/>
-        </w:rPr>
         <w:t>1. Какой документ регламентирует требования охраны труда на рабочем месте оператора станка?</w:t>
       </w:r>
     </w:p>
     <w:p>
       <w:pPr>
+        <w:spacing w:after="0" w:before="0"/>
         <w:ind w:left="567"/>
       </w:pPr>
       <w:r>
-        <w:rPr>
-          <w:rFonts w:ascii="Times New Roman" w:hAnsi="Times New Roman"/>
-          <w:sz w:val="28"/>
-        </w:rPr>
         <w:t>A) Инструкция по охране труда;</w:t>
       </w:r>
     </w:p>
     <w:p>
       <w:pPr>
+        <w:spacing w:after="0" w:before="0"/>
         <w:ind w:left="567"/>
       </w:pPr>
       <w:r>
-        <w:rPr>
-          <w:rFonts w:ascii="Times New Roman" w:hAnsi="Times New Roman"/>
-          <w:sz w:val="28"/>
-        </w:rPr>
         <w:t>B) Договор аренды;</w:t>
       </w:r>
     </w:p>
     <w:p>
       <w:pPr>
+        <w:spacing w:after="0" w:before="0"/>
         <w:ind w:left="567"/>
       </w:pPr>
       <w:r>
-        <w:rPr>
-          <w:rFonts w:ascii="Times New Roman" w:hAnsi="Times New Roman"/>
-          <w:sz w:val="28"/>
-        </w:rPr>
         <w:t>C) План эвакуации;</w:t>
       </w:r>
     </w:p>
     <w:p>
       <w:pPr>
+        <w:spacing w:after="0" w:before="0"/>
         <w:ind w:left="567"/>
       </w:pPr>
       <w:r>
-        <w:rPr>
-          <w:rFonts w:ascii="Times New Roman" w:hAnsi="Times New Roman"/>
-          <w:sz w:val="28"/>
-        </w:rPr>
         <w:t>D) Технологическая карта.</w:t>
       </w:r>
     </w:p>
     <w:p>
+      <w:pPr>
+        <w:spacing w:after="80" w:before="0"/>
+      </w:pPr>
       <w:r>
         <w:rPr>
-          <w:rFonts w:ascii="Times New Roman" w:hAnsi="Times New Roman"/>
-          <w:sz w:val="28"/>
+          <w:b/>
         </w:rPr>
         <w:t>Правильный ответ под номером: A</w:t>
       </w:r>
     </w:p>
     <w:p>
+      <w:pPr>
+        <w:spacing w:after="0" w:before="40"/>
+      </w:pPr>
       <w:r>
-        <w:rPr>
-          <w:rFonts w:ascii="Times New Roman" w:hAnsi="Times New Roman"/>
-          <w:sz w:val="28"/>
-        </w:rPr>
         <w:t>2. Какие средства индивидуальной защиты обязательно использует оператор станка при выполнении работ?</w:t>
       </w:r>
     </w:p>
     <w:p>
       <w:pPr>
+        <w:spacing w:after="0" w:before="0"/>
         <w:ind w:left="567"/>
       </w:pPr>
       <w:r>
-        <w:rPr>
-          <w:rFonts w:ascii="Times New Roman" w:hAnsi="Times New Roman"/>
-          <w:sz w:val="28"/>
-        </w:rPr>
         <w:t>A) Очки защитные, спецодежда, ботинки с металлическим носком;</w:t>
       </w:r>
     </w:p>
     <w:p>
       <w:pPr>
+        <w:spacing w:after="0" w:before="0"/>
         <w:ind w:left="567"/>
       </w:pPr>
       <w:r>
-        <w:rPr>
-          <w:rFonts w:ascii="Times New Roman" w:hAnsi="Times New Roman"/>
-          <w:sz w:val="28"/>
-        </w:rPr>
         <w:t>B) Солнцезащитные очки и перчатки;</w:t>
       </w:r>
     </w:p>
     <w:p>
       <w:pPr>
+        <w:spacing w:after="0" w:before="0"/>
         <w:ind w:left="567"/>
       </w:pPr>
       <w:r>
-        <w:rPr>
-          <w:rFonts w:ascii="Times New Roman" w:hAnsi="Times New Roman"/>
-          <w:sz w:val="28"/>
-        </w:rPr>
         <w:t>C) Каска и респиратор только;</w:t>
       </w:r>
     </w:p>
     <w:p>
       <w:pPr>
+        <w:spacing w:after="0" w:before="0"/>
         <w:ind w:left="567"/>
       </w:pPr>
       <w:r>
-        <w:rPr>
-          <w:rFonts w:ascii="Times New Roman" w:hAnsi="Times New Roman"/>
-          <w:sz w:val="28"/>
-        </w:rPr>
         <w:t>D) Наушники и перчатки хлопчатобумажные.</w:t>
       </w:r>
     </w:p>
     <w:p>
+      <w:pPr>
+        <w:spacing w:after="80" w:before="0"/>
+      </w:pPr>
       <w:r>
         <w:rPr>
-          <w:rFonts w:ascii="Times New Roman" w:hAnsi="Times New Roman"/>
-          <w:sz w:val="28"/>
+          <w:b/>
         </w:rPr>
         <w:t>Правильный ответ под номером: A</w:t>
       </w:r>
     </w:p>
     <w:p>
+      <w:pPr>
+        <w:spacing w:after="0" w:before="40"/>
+      </w:pPr>
       <w:r>
-        <w:rPr>
-          <w:rFonts w:ascii="Times New Roman" w:hAnsi="Times New Roman"/>
-          <w:sz w:val="28"/>
-        </w:rPr>
         <w:t>3. Какой огнетушитель следует использовать для тушения возгорания в электроустановках станка?</w:t>
       </w:r>
     </w:p>
     <w:p>
       <w:pPr>
+        <w:spacing w:after="0" w:before="0"/>
         <w:ind w:left="567"/>
       </w:pPr>
       <w:r>
-        <w:rPr>
-          <w:rFonts w:ascii="Times New Roman" w:hAnsi="Times New Roman"/>
-          <w:sz w:val="28"/>
-        </w:rPr>
         <w:t>A) Водный;</w:t>
       </w:r>
     </w:p>
     <w:p>
       <w:pPr>
+        <w:spacing w:after="0" w:before="0"/>
         <w:ind w:left="567"/>
       </w:pPr>
       <w:r>
-        <w:rPr>
-          <w:rFonts w:ascii="Times New Roman" w:hAnsi="Times New Roman"/>
-          <w:sz w:val="28"/>
-        </w:rPr>
         <w:t>B) Пенный;</w:t>
       </w:r>
     </w:p>
     <w:p>
       <w:pPr>
+        <w:spacing w:after="0" w:before="0"/>
         <w:ind w:left="567"/>
       </w:pPr>
       <w:r>
-        <w:rPr>
-          <w:rFonts w:ascii="Times New Roman" w:hAnsi="Times New Roman"/>
-          <w:sz w:val="28"/>
-        </w:rPr>
         <w:t>C) Углекислотный;</w:t>
       </w:r>
     </w:p>
     <w:p>
       <w:pPr>
+        <w:spacing w:after="0" w:before="0"/>
         <w:ind w:left="567"/>
       </w:pPr>
       <w:r>
-        <w:rPr>
-          <w:rFonts w:ascii="Times New Roman" w:hAnsi="Times New Roman"/>
-          <w:sz w:val="28"/>
-        </w:rPr>
         <w:t>D) Порошковый с водой.</w:t>
       </w:r>
     </w:p>
     <w:p>
+      <w:pPr>
+        <w:spacing w:after="80" w:before="0"/>
+      </w:pPr>
       <w:r>
         <w:rPr>
-          <w:rFonts w:ascii="Times New Roman" w:hAnsi="Times New Roman"/>
-          <w:sz w:val="28"/>
+          <w:b/>
         </w:rPr>
         <w:t>Правильный ответ под номером: C</w:t>
       </w:r>
     </w:p>
     <w:p>
+      <w:pPr>
+        <w:spacing w:after="0" w:before="40"/>
+      </w:pPr>
       <w:r>
-        <w:rPr>
-          <w:rFonts w:ascii="Times New Roman" w:hAnsi="Times New Roman"/>
-          <w:sz w:val="28"/>
-        </w:rPr>
         <w:t>4. Что необходимо сделать перед началом работы на станке?</w:t>
       </w:r>
     </w:p>
     <w:p>
       <w:pPr>
+        <w:spacing w:after="0" w:before="0"/>
         <w:ind w:left="567"/>
       </w:pPr>
       <w:r>
-        <w:rPr>
-          <w:rFonts w:ascii="Times New Roman" w:hAnsi="Times New Roman"/>
-          <w:sz w:val="28"/>
-        </w:rPr>
         <w:t>A) Сразу включить станок и начать работу;</w:t>
       </w:r>
     </w:p>
     <w:p>
       <w:pPr>
+        <w:spacing w:after="0" w:before="0"/>
         <w:ind w:left="567"/>
       </w:pPr>
       <w:r>
-        <w:rPr>
-          <w:rFonts w:ascii="Times New Roman" w:hAnsi="Times New Roman"/>
-          <w:sz w:val="28"/>
-        </w:rPr>
         <w:t>B) Провести осмотр станка и проверить исправность защитных устройств;</w:t>
       </w:r>
     </w:p>
     <w:p>
       <w:pPr>
+        <w:spacing w:after="0" w:before="0"/>
         <w:ind w:left="567"/>
       </w:pPr>
       <w:r>
-        <w:rPr>
-          <w:rFonts w:ascii="Times New Roman" w:hAnsi="Times New Roman"/>
-          <w:sz w:val="28"/>
-        </w:rPr>
         <w:t>C) Сообщить мастеру о начале работы;</w:t>
       </w:r>
     </w:p>
     <w:p>
       <w:pPr>
+        <w:spacing w:after="0" w:before="0"/>
         <w:ind w:left="567"/>
       </w:pPr>
       <w:r>
-        <w:rPr>
-          <w:rFonts w:ascii="Times New Roman" w:hAnsi="Times New Roman"/>
-          <w:sz w:val="28"/>
-        </w:rPr>
         <w:t>D) Протереть станок влажной тряпкой.</w:t>
       </w:r>
     </w:p>
     <w:p>
+      <w:pPr>
+        <w:spacing w:after="80" w:before="0"/>
+      </w:pPr>
       <w:r>
         <w:rPr>
-          <w:rFonts w:ascii="Times New Roman" w:hAnsi="Times New Roman"/>
-          <w:sz w:val="28"/>
+          <w:b/>
         </w:rPr>
         <w:t>Правильный ответ под номером: B</w:t>
       </w:r>
     </w:p>
     <w:p>
+      <w:pPr>
+        <w:spacing w:after="0" w:before="40"/>
+      </w:pPr>
       <w:r>
-        <w:rPr>
-          <w:rFonts w:ascii="Times New Roman" w:hAnsi="Times New Roman"/>
-          <w:sz w:val="28"/>
-        </w:rPr>
         <w:t>5. Какой масштаб используется для изображения детали на чертеже в натуральную величину?</w:t>
       </w:r>
     </w:p>
     <w:p>
       <w:pPr>
+        <w:spacing w:after="0" w:before="0"/>
         <w:ind w:left="567"/>
       </w:pPr>
       <w:r>
-        <w:rPr>
-          <w:rFonts w:ascii="Times New Roman" w:hAnsi="Times New Roman"/>
-          <w:sz w:val="28"/>
-        </w:rPr>
         <w:t>A) 1:2;</w:t>
       </w:r>
     </w:p>
     <w:p>
       <w:pPr>
+        <w:spacing w:after="0" w:before="0"/>
         <w:ind w:left="567"/>
       </w:pPr>
       <w:r>
-        <w:rPr>
-          <w:rFonts w:ascii="Times New Roman" w:hAnsi="Times New Roman"/>
-          <w:sz w:val="28"/>
-        </w:rPr>
         <w:t>B) 2:1;</w:t>
       </w:r>
     </w:p>
     <w:p>
       <w:pPr>
+        <w:spacing w:after="0" w:before="0"/>
         <w:ind w:left="567"/>
       </w:pPr>
       <w:r>
-        <w:rPr>
-          <w:rFonts w:ascii="Times New Roman" w:hAnsi="Times New Roman"/>
-          <w:sz w:val="28"/>
-        </w:rPr>
         <w:t>C) 5:1;</w:t>
       </w:r>
     </w:p>
     <w:p>
       <w:pPr>
+        <w:spacing w:after="0" w:before="0"/>
         <w:ind w:left="567"/>
       </w:pPr>
       <w:r>
-        <w:rPr>
-          <w:rFonts w:ascii="Times New Roman" w:hAnsi="Times New Roman"/>
-          <w:sz w:val="28"/>
-        </w:rPr>
         <w:t>D) 1:1.</w:t>
       </w:r>
     </w:p>
     <w:p>
+      <w:pPr>
+        <w:spacing w:after="80" w:before="0"/>
+      </w:pPr>
       <w:r>
         <w:rPr>
-          <w:rFonts w:ascii="Times New Roman" w:hAnsi="Times New Roman"/>
-          <w:sz w:val="28"/>
+          <w:b/>
         </w:rPr>
         <w:t>Правильный ответ под номером: D</w:t>
       </w:r>
     </w:p>
     <w:p>
+      <w:pPr>
+        <w:spacing w:after="0" w:before="40"/>
+      </w:pPr>
       <w:r>
-        <w:rPr>
-          <w:rFonts w:ascii="Times New Roman" w:hAnsi="Times New Roman"/>
-          <w:sz w:val="28"/>
-        </w:rPr>
         <w:t>6. Какой тип линии на чертеже обозначает невидимый контур детали?</w:t>
       </w:r>
     </w:p>
     <w:p>
       <w:pPr>
+        <w:spacing w:after="0" w:before="0"/>
         <w:ind w:left="567"/>
       </w:pPr>
       <w:r>
-        <w:rPr>
-          <w:rFonts w:ascii="Times New Roman" w:hAnsi="Times New Roman"/>
-          <w:sz w:val="28"/>
-        </w:rPr>
         <w:t>A) Сплошная толстая;</w:t>
       </w:r>
     </w:p>
     <w:p>
       <w:pPr>
+        <w:spacing w:after="0" w:before="0"/>
         <w:ind w:left="567"/>
       </w:pPr>
       <w:r>
-        <w:rPr>
-          <w:rFonts w:ascii="Times New Roman" w:hAnsi="Times New Roman"/>
-          <w:sz w:val="28"/>
-        </w:rPr>
         <w:t>B) Штриховая;</w:t>
       </w:r>
     </w:p>
     <w:p>
       <w:pPr>
+        <w:spacing w:after="0" w:before="0"/>
         <w:ind w:left="567"/>
       </w:pPr>
       <w:r>
-        <w:rPr>
-          <w:rFonts w:ascii="Times New Roman" w:hAnsi="Times New Roman"/>
-          <w:sz w:val="28"/>
-        </w:rPr>
         <w:t>C) Штрихпунктирная;</w:t>
       </w:r>
     </w:p>
     <w:p>
       <w:pPr>
+        <w:spacing w:after="0" w:before="0"/>
         <w:ind w:left="567"/>
       </w:pPr>
       <w:r>
-        <w:rPr>
-          <w:rFonts w:ascii="Times New Roman" w:hAnsi="Times New Roman"/>
-          <w:sz w:val="28"/>
-        </w:rPr>
         <w:t>D) Волнистая.</w:t>
       </w:r>
     </w:p>
     <w:p>
+      <w:pPr>
+        <w:spacing w:after="80" w:before="0"/>
+      </w:pPr>
       <w:r>
         <w:rPr>
-          <w:rFonts w:ascii="Times New Roman" w:hAnsi="Times New Roman"/>
-          <w:sz w:val="28"/>
+          <w:b/>
         </w:rPr>
         <w:t>Правильный ответ под номером: B</w:t>
       </w:r>
     </w:p>
     <w:p>
+      <w:pPr>
+        <w:spacing w:after="0" w:before="40"/>
+      </w:pPr>
       <w:r>
-        <w:rPr>
-          <w:rFonts w:ascii="Times New Roman" w:hAnsi="Times New Roman"/>
-          <w:sz w:val="28"/>
-        </w:rPr>
         <w:t>7. Какой вид чертежа показывает форму и размеры отдельной детали?</w:t>
       </w:r>
     </w:p>
     <w:p>
       <w:pPr>
+        <w:spacing w:after="0" w:before="0"/>
         <w:ind w:left="567"/>
       </w:pPr>
       <w:r>
-        <w:rPr>
-          <w:rFonts w:ascii="Times New Roman" w:hAnsi="Times New Roman"/>
-          <w:sz w:val="28"/>
-        </w:rPr>
         <w:t>A) Сборочный;</w:t>
       </w:r>
     </w:p>
     <w:p>
       <w:pPr>
+        <w:spacing w:after="0" w:before="0"/>
         <w:ind w:left="567"/>
       </w:pPr>
       <w:r>
-        <w:rPr>
-          <w:rFonts w:ascii="Times New Roman" w:hAnsi="Times New Roman"/>
-          <w:sz w:val="28"/>
-        </w:rPr>
         <w:t>B) Габаритный;</w:t>
       </w:r>
     </w:p>
     <w:p>
       <w:pPr>
+        <w:spacing w:after="0" w:before="0"/>
         <w:ind w:left="567"/>
       </w:pPr>
       <w:r>
-        <w:rPr>
-          <w:rFonts w:ascii="Times New Roman" w:hAnsi="Times New Roman"/>
-          <w:sz w:val="28"/>
-        </w:rPr>
         <w:t>C) Рабочий чертёж детали;</w:t>
       </w:r>
     </w:p>
     <w:p>
       <w:pPr>
+        <w:spacing w:after="0" w:before="0"/>
         <w:ind w:left="567"/>
       </w:pPr>
       <w:r>
-        <w:rPr>
-          <w:rFonts w:ascii="Times New Roman" w:hAnsi="Times New Roman"/>
-          <w:sz w:val="28"/>
-        </w:rPr>
         <w:t>D) Кинематическая схема.</w:t>
       </w:r>
     </w:p>
     <w:p>
+      <w:pPr>
+        <w:spacing w:after="80" w:before="0"/>
+      </w:pPr>
       <w:r>
         <w:rPr>
-          <w:rFonts w:ascii="Times New Roman" w:hAnsi="Times New Roman"/>
-          <w:sz w:val="28"/>
+          <w:b/>
         </w:rPr>
         <w:t>Правильный ответ под номером: C</w:t>
       </w:r>
     </w:p>
     <w:p>
+      <w:pPr>
+        <w:spacing w:after="0" w:before="40"/>
+      </w:pPr>
       <w:r>
-        <w:rPr>
-          <w:rFonts w:ascii="Times New Roman" w:hAnsi="Times New Roman"/>
-          <w:sz w:val="28"/>
-        </w:rPr>
         <w:t>8. Какой металл является основным компонентом стали?</w:t>
       </w:r>
     </w:p>
     <w:p>
       <w:pPr>
+        <w:spacing w:after="0" w:before="0"/>
         <w:ind w:left="567"/>
       </w:pPr>
       <w:r>
-        <w:rPr>
-          <w:rFonts w:ascii="Times New Roman" w:hAnsi="Times New Roman"/>
-          <w:sz w:val="28"/>
-        </w:rPr>
         <w:t>A) Медь;</w:t>
       </w:r>
     </w:p>
     <w:p>
       <w:pPr>
+        <w:spacing w:after="0" w:before="0"/>
         <w:ind w:left="567"/>
       </w:pPr>
       <w:r>
-        <w:rPr>
-          <w:rFonts w:ascii="Times New Roman" w:hAnsi="Times New Roman"/>
-          <w:sz w:val="28"/>
-        </w:rPr>
         <w:t>B) Алюминий;</w:t>
       </w:r>
     </w:p>
     <w:p>
       <w:pPr>
+        <w:spacing w:after="0" w:before="0"/>
         <w:ind w:left="567"/>
       </w:pPr>
       <w:r>
-        <w:rPr>
-          <w:rFonts w:ascii="Times New Roman" w:hAnsi="Times New Roman"/>
-          <w:sz w:val="28"/>
-        </w:rPr>
         <w:t>C) Цинк;</w:t>
       </w:r>
     </w:p>
     <w:p>
       <w:pPr>
+        <w:spacing w:after="0" w:before="0"/>
         <w:ind w:left="567"/>
       </w:pPr>
       <w:r>
-        <w:rPr>
-          <w:rFonts w:ascii="Times New Roman" w:hAnsi="Times New Roman"/>
-          <w:sz w:val="28"/>
-        </w:rPr>
         <w:t>D) Железо.</w:t>
       </w:r>
     </w:p>
     <w:p>
+      <w:pPr>
+        <w:spacing w:after="80" w:before="0"/>
+      </w:pPr>
       <w:r>
         <w:rPr>
-          <w:rFonts w:ascii="Times New Roman" w:hAnsi="Times New Roman"/>
-          <w:sz w:val="28"/>
+          <w:b/>
         </w:rPr>
         <w:t>Правильный ответ под номером: D</w:t>
       </w:r>
     </w:p>
     <w:p>
+      <w:pPr>
+        <w:spacing w:after="0" w:before="40"/>
+      </w:pPr>
       <w:r>
-        <w:rPr>
-          <w:rFonts w:ascii="Times New Roman" w:hAnsi="Times New Roman"/>
-          <w:sz w:val="28"/>
-        </w:rPr>
         <w:t>9. Что такое твёрдость материала?</w:t>
       </w:r>
     </w:p>
     <w:p>
       <w:pPr>
+        <w:spacing w:after="0" w:before="0"/>
         <w:ind w:left="567"/>
       </w:pPr>
       <w:r>
-        <w:rPr>
-          <w:rFonts w:ascii="Times New Roman" w:hAnsi="Times New Roman"/>
-          <w:sz w:val="28"/>
-        </w:rPr>
         <w:t>A) Способность материала выдерживать растяжение;</w:t>
       </w:r>
     </w:p>
     <w:p>
       <w:pPr>
+        <w:spacing w:after="0" w:before="0"/>
         <w:ind w:left="567"/>
       </w:pPr>
       <w:r>
-        <w:rPr>
-          <w:rFonts w:ascii="Times New Roman" w:hAnsi="Times New Roman"/>
-          <w:sz w:val="28"/>
-        </w:rPr>
         <w:t>B) Способность материала сопротивляться проникновению в него другого тела;</w:t>
       </w:r>
     </w:p>
     <w:p>
       <w:pPr>
+        <w:spacing w:after="0" w:before="0"/>
         <w:ind w:left="567"/>
       </w:pPr>
       <w:r>
-        <w:rPr>
-          <w:rFonts w:ascii="Times New Roman" w:hAnsi="Times New Roman"/>
-          <w:sz w:val="28"/>
-        </w:rPr>
         <w:t>C) Способность материала восстанавливать форму после деформации;</w:t>
       </w:r>
     </w:p>
     <w:p>
       <w:pPr>
+        <w:spacing w:after="0" w:before="0"/>
         <w:ind w:left="567"/>
       </w:pPr>
       <w:r>
-        <w:rPr>
-          <w:rFonts w:ascii="Times New Roman" w:hAnsi="Times New Roman"/>
-          <w:sz w:val="28"/>
-        </w:rPr>
         <w:t>D) Способность материала проводить тепло.</w:t>
       </w:r>
     </w:p>
     <w:p>
+      <w:pPr>
+        <w:spacing w:after="80" w:before="0"/>
+      </w:pPr>
       <w:r>
         <w:rPr>
-          <w:rFonts w:ascii="Times New Roman" w:hAnsi="Times New Roman"/>
-          <w:sz w:val="28"/>
+          <w:b/>
         </w:rPr>
         <w:t>Правильный ответ под номером: B</w:t>
       </w:r>
     </w:p>
     <w:p>
+      <w:pPr>
+        <w:spacing w:after="0" w:before="40"/>
+      </w:pPr>
       <w:r>
-        <w:rPr>
-          <w:rFonts w:ascii="Times New Roman" w:hAnsi="Times New Roman"/>
-          <w:sz w:val="28"/>
-        </w:rPr>
         <w:t>10. Какая марка стали обозначает углеродистую конструкционную сталь обычного качества?</w:t>
       </w:r>
     </w:p>
     <w:p>
       <w:pPr>
+        <w:spacing w:after="0" w:before="0"/>
         <w:ind w:left="567"/>
       </w:pPr>
       <w:r>
-        <w:rPr>
-          <w:rFonts w:ascii="Times New Roman" w:hAnsi="Times New Roman"/>
-          <w:sz w:val="28"/>
-        </w:rPr>
         <w:t>A) Ст3;</w:t>
       </w:r>
     </w:p>
     <w:p>
       <w:pPr>
+        <w:spacing w:after="0" w:before="0"/>
         <w:ind w:left="567"/>
       </w:pPr>
       <w:r>
-        <w:rPr>
-          <w:rFonts w:ascii="Times New Roman" w:hAnsi="Times New Roman"/>
-          <w:sz w:val="28"/>
-        </w:rPr>
         <w:t>B) У8;</w:t>
       </w:r>
     </w:p>
     <w:p>
       <w:pPr>
+        <w:spacing w:after="0" w:before="0"/>
         <w:ind w:left="567"/>
       </w:pPr>
       <w:r>
-        <w:rPr>
-          <w:rFonts w:ascii="Times New Roman" w:hAnsi="Times New Roman"/>
-          <w:sz w:val="28"/>
-        </w:rPr>
         <w:t>C) 45;</w:t>
       </w:r>
     </w:p>
     <w:p>
       <w:pPr>
+        <w:spacing w:after="0" w:before="0"/>
         <w:ind w:left="567"/>
       </w:pPr>
       <w:r>
-        <w:rPr>
-          <w:rFonts w:ascii="Times New Roman" w:hAnsi="Times New Roman"/>
-          <w:sz w:val="28"/>
-        </w:rPr>
         <w:t>D) Р6М5.</w:t>
       </w:r>
     </w:p>
     <w:p>
+      <w:pPr>
+        <w:spacing w:after="80" w:before="0"/>
+      </w:pPr>
       <w:r>
         <w:rPr>
-          <w:rFonts w:ascii="Times New Roman" w:hAnsi="Times New Roman"/>
-          <w:sz w:val="28"/>
+          <w:b/>
         </w:rPr>
         <w:t>Правильный ответ под номером: A</w:t>
       </w:r>
     </w:p>
     <w:p>
+      <w:pPr>
+        <w:spacing w:after="0" w:before="40"/>
+      </w:pPr>
       <w:r>
-        <w:rPr>
-          <w:rFonts w:ascii="Times New Roman" w:hAnsi="Times New Roman"/>
-          <w:sz w:val="28"/>
-        </w:rPr>
         <w:t>11. Какой вид механической передачи применяется для изменения частоты вращения в станках?</w:t>
       </w:r>
     </w:p>
     <w:p>
       <w:pPr>
+        <w:spacing w:after="0" w:before="0"/>
         <w:ind w:left="567"/>
       </w:pPr>
       <w:r>
-        <w:rPr>
-          <w:rFonts w:ascii="Times New Roman" w:hAnsi="Times New Roman"/>
-          <w:sz w:val="28"/>
-        </w:rPr>
         <w:t>A) Ремённая передача;</w:t>
       </w:r>
     </w:p>
     <w:p>
       <w:pPr>
+        <w:spacing w:after="0" w:before="0"/>
         <w:ind w:left="567"/>
       </w:pPr>
       <w:r>
-        <w:rPr>
-          <w:rFonts w:ascii="Times New Roman" w:hAnsi="Times New Roman"/>
-          <w:sz w:val="28"/>
-        </w:rPr>
         <w:t>B) Гидравлический цилиндр;</w:t>
       </w:r>
     </w:p>
     <w:p>
       <w:pPr>
+        <w:spacing w:after="0" w:before="0"/>
         <w:ind w:left="567"/>
       </w:pPr>
       <w:r>
-        <w:rPr>
-          <w:rFonts w:ascii="Times New Roman" w:hAnsi="Times New Roman"/>
-          <w:sz w:val="28"/>
-        </w:rPr>
         <w:t>C) Пружинный механизм;</w:t>
       </w:r>
     </w:p>
     <w:p>
       <w:pPr>
+        <w:spacing w:after="0" w:before="0"/>
         <w:ind w:left="567"/>
       </w:pPr>
       <w:r>
-        <w:rPr>
-          <w:rFonts w:ascii="Times New Roman" w:hAnsi="Times New Roman"/>
-          <w:sz w:val="28"/>
-        </w:rPr>
         <w:t>D) Электромагнитная муфта.</w:t>
       </w:r>
     </w:p>
     <w:p>
+      <w:pPr>
+        <w:spacing w:after="80" w:before="0"/>
+      </w:pPr>
       <w:r>
         <w:rPr>
-          <w:rFonts w:ascii="Times New Roman" w:hAnsi="Times New Roman"/>
-          <w:sz w:val="28"/>
+          <w:b/>
         </w:rPr>
         <w:t>Правильный ответ под номером: A</w:t>
       </w:r>
     </w:p>
     <w:p>
+      <w:pPr>
+        <w:spacing w:after="0" w:before="40"/>
+      </w:pPr>
       <w:r>
-        <w:rPr>
-          <w:rFonts w:ascii="Times New Roman" w:hAnsi="Times New Roman"/>
-          <w:sz w:val="28"/>
-        </w:rPr>
         <w:t>12. Что такое крутящий момент?</w:t>
       </w:r>
     </w:p>
     <w:p>
       <w:pPr>
+        <w:spacing w:after="0" w:before="0"/>
         <w:ind w:left="567"/>
       </w:pPr>
       <w:r>
-        <w:rPr>
-          <w:rFonts w:ascii="Times New Roman" w:hAnsi="Times New Roman"/>
-          <w:sz w:val="28"/>
-        </w:rPr>
         <w:t>A) Сила, действующая вдоль оси;</w:t>
       </w:r>
     </w:p>
     <w:p>
       <w:pPr>
+        <w:spacing w:after="0" w:before="0"/>
         <w:ind w:left="567"/>
       </w:pPr>
       <w:r>
-        <w:rPr>
-          <w:rFonts w:ascii="Times New Roman" w:hAnsi="Times New Roman"/>
-          <w:sz w:val="28"/>
-        </w:rPr>
         <w:t>B) Произведение силы на плечо, вызывающее вращение;</w:t>
       </w:r>
     </w:p>
     <w:p>
       <w:pPr>
+        <w:spacing w:after="0" w:before="0"/>
         <w:ind w:left="567"/>
       </w:pPr>
       <w:r>
-        <w:rPr>
-          <w:rFonts w:ascii="Times New Roman" w:hAnsi="Times New Roman"/>
-          <w:sz w:val="28"/>
-        </w:rPr>
         <w:t>C) Скорость вращения вала;</w:t>
       </w:r>
     </w:p>
     <w:p>
       <w:pPr>
+        <w:spacing w:after="0" w:before="0"/>
         <w:ind w:left="567"/>
       </w:pPr>
       <w:r>
-        <w:rPr>
-          <w:rFonts w:ascii="Times New Roman" w:hAnsi="Times New Roman"/>
-          <w:sz w:val="28"/>
-        </w:rPr>
         <w:t>D) Мощность электродвигателя.</w:t>
       </w:r>
     </w:p>
     <w:p>
+      <w:pPr>
+        <w:spacing w:after="80" w:before="0"/>
+      </w:pPr>
       <w:r>
         <w:rPr>
-          <w:rFonts w:ascii="Times New Roman" w:hAnsi="Times New Roman"/>
-          <w:sz w:val="28"/>
+          <w:b/>
         </w:rPr>
         <w:t>Правильный ответ под номером: B</w:t>
       </w:r>
     </w:p>
     <w:p>
+      <w:pPr>
+        <w:spacing w:after="0" w:before="40"/>
+      </w:pPr>
       <w:r>
-        <w:rPr>
-          <w:rFonts w:ascii="Times New Roman" w:hAnsi="Times New Roman"/>
-          <w:sz w:val="28"/>
-        </w:rPr>
         <w:t>13. Какой тип подшипника предназначен для восприятия осевой нагрузки?</w:t>
       </w:r>
     </w:p>
     <w:p>
       <w:pPr>
+        <w:spacing w:after="0" w:before="0"/>
         <w:ind w:left="567"/>
       </w:pPr>
       <w:r>
-        <w:rPr>
-          <w:rFonts w:ascii="Times New Roman" w:hAnsi="Times New Roman"/>
-          <w:sz w:val="28"/>
-        </w:rPr>
         <w:t>A) Радиальный шариковый;</w:t>
       </w:r>
     </w:p>
     <w:p>
       <w:pPr>
+        <w:spacing w:after="0" w:before="0"/>
         <w:ind w:left="567"/>
       </w:pPr>
       <w:r>
-        <w:rPr>
-          <w:rFonts w:ascii="Times New Roman" w:hAnsi="Times New Roman"/>
-          <w:sz w:val="28"/>
-        </w:rPr>
         <w:t>B) Радиально-упорный;</w:t>
       </w:r>
     </w:p>
     <w:p>
       <w:pPr>
+        <w:spacing w:after="0" w:before="0"/>
         <w:ind w:left="567"/>
       </w:pPr>
       <w:r>
-        <w:rPr>
-          <w:rFonts w:ascii="Times New Roman" w:hAnsi="Times New Roman"/>
-          <w:sz w:val="28"/>
-        </w:rPr>
         <w:t>C) Сферический;</w:t>
       </w:r>
     </w:p>
     <w:p>
       <w:pPr>
+        <w:spacing w:after="0" w:before="0"/>
         <w:ind w:left="567"/>
       </w:pPr>
       <w:r>
-        <w:rPr>
-          <w:rFonts w:ascii="Times New Roman" w:hAnsi="Times New Roman"/>
-          <w:sz w:val="28"/>
-        </w:rPr>
         <w:t>D) Упорный.</w:t>
       </w:r>
     </w:p>
     <w:p>
+      <w:pPr>
+        <w:spacing w:after="80" w:before="0"/>
+      </w:pPr>
       <w:r>
         <w:rPr>
-          <w:rFonts w:ascii="Times New Roman" w:hAnsi="Times New Roman"/>
-          <w:sz w:val="28"/>
+          <w:b/>
         </w:rPr>
         <w:t>Правильный ответ под номером: D</w:t>
       </w:r>
     </w:p>
     <w:p>
+      <w:pPr>
+        <w:spacing w:after="0" w:before="40"/>
+      </w:pPr>
       <w:r>
-        <w:rPr>
-          <w:rFonts w:ascii="Times New Roman" w:hAnsi="Times New Roman"/>
-          <w:sz w:val="28"/>
-        </w:rPr>
         <w:t>14. Что такое допуск размера?</w:t>
       </w:r>
     </w:p>
     <w:p>
       <w:pPr>
+        <w:spacing w:after="0" w:before="0"/>
         <w:ind w:left="567"/>
       </w:pPr>
       <w:r>
-        <w:rPr>
-          <w:rFonts w:ascii="Times New Roman" w:hAnsi="Times New Roman"/>
-          <w:sz w:val="28"/>
-        </w:rPr>
         <w:t>A) Разность между наибольшим и наименьшим предельными размерами;</w:t>
       </w:r>
     </w:p>
     <w:p>
       <w:pPr>
+        <w:spacing w:after="0" w:before="0"/>
         <w:ind w:left="567"/>
       </w:pPr>
       <w:r>
-        <w:rPr>
-          <w:rFonts w:ascii="Times New Roman" w:hAnsi="Times New Roman"/>
-          <w:sz w:val="28"/>
-        </w:rPr>
         <w:t>B) Разрешение на выполнение работы;</w:t>
       </w:r>
     </w:p>
     <w:p>
       <w:pPr>
+        <w:spacing w:after="0" w:before="0"/>
         <w:ind w:left="567"/>
       </w:pPr>
       <w:r>
-        <w:rPr>
-          <w:rFonts w:ascii="Times New Roman" w:hAnsi="Times New Roman"/>
-          <w:sz w:val="28"/>
-        </w:rPr>
         <w:t>C) Номинальный размер детали;</w:t>
       </w:r>
     </w:p>
     <w:p>
       <w:pPr>
+        <w:spacing w:after="0" w:before="0"/>
         <w:ind w:left="567"/>
       </w:pPr>
       <w:r>
-        <w:rPr>
-          <w:rFonts w:ascii="Times New Roman" w:hAnsi="Times New Roman"/>
-          <w:sz w:val="28"/>
-        </w:rPr>
         <w:t>D) Отклонение формы детали.</w:t>
       </w:r>
     </w:p>
     <w:p>
+      <w:pPr>
+        <w:spacing w:after="80" w:before="0"/>
+      </w:pPr>
       <w:r>
         <w:rPr>
-          <w:rFonts w:ascii="Times New Roman" w:hAnsi="Times New Roman"/>
-          <w:sz w:val="28"/>
+          <w:b/>
         </w:rPr>
         <w:t>Правильный ответ под номером: A</w:t>
       </w:r>
     </w:p>
     <w:p>
+      <w:pPr>
+        <w:spacing w:after="0" w:before="40"/>
+      </w:pPr>
       <w:r>
-        <w:rPr>
-          <w:rFonts w:ascii="Times New Roman" w:hAnsi="Times New Roman"/>
-          <w:sz w:val="28"/>
-        </w:rPr>
-        <w:t>15. Какой измерительный инструмент применяется для контроля наружных размеров с точностью 0,01 мм?</w:t>
+        <w:t>15. Согласно ГОСТ 19265, какие твёрдые сплавы обозначаются буквами «ВК»?</w:t>
       </w:r>
     </w:p>
     <w:p>
       <w:pPr>
+        <w:spacing w:after="0" w:before="0"/>
         <w:ind w:left="567"/>
       </w:pPr>
       <w:r>
-        <w:rPr>
-          <w:rFonts w:ascii="Times New Roman" w:hAnsi="Times New Roman"/>
-          <w:sz w:val="28"/>
-        </w:rPr>
-        <w:t>A) Линейка металлическая;</w:t>
+        <w:t>A) Титановольфрамокобальтовые сплавы (группа ТК);</w:t>
       </w:r>
     </w:p>
     <w:p>
       <w:pPr>
+        <w:spacing w:after="0" w:before="0"/>
         <w:ind w:left="567"/>
       </w:pPr>
       <w:r>
-        <w:rPr>
-          <w:rFonts w:ascii="Times New Roman" w:hAnsi="Times New Roman"/>
-          <w:sz w:val="28"/>
-        </w:rPr>
-        <w:t>B) Штангенциркуль ШЦ-I;</w:t>
+        <w:t>B) Безвольфрамовые сплавы (группа ТН);</w:t>
       </w:r>
     </w:p>
     <w:p>
       <w:pPr>
+        <w:spacing w:after="0" w:before="0"/>
         <w:ind w:left="567"/>
       </w:pPr>
       <w:r>
-        <w:rPr>
-          <w:rFonts w:ascii="Times New Roman" w:hAnsi="Times New Roman"/>
-          <w:sz w:val="28"/>
-        </w:rPr>
-        <w:t>C) Микрометр гладкий;</w:t>
+        <w:t>C) Вольфрамокобальтовые сплавы (группа ВК);</w:t>
       </w:r>
     </w:p>
     <w:p>
       <w:pPr>
+        <w:spacing w:after="0" w:before="0"/>
         <w:ind w:left="567"/>
       </w:pPr>
       <w:r>
-        <w:rPr>
-          <w:rFonts w:ascii="Times New Roman" w:hAnsi="Times New Roman"/>
-          <w:sz w:val="28"/>
-        </w:rPr>
-        <w:t>D) Угломер.</w:t>
+        <w:t>D) Титанотанталовые сплавы (группа ТТ);</w:t>
       </w:r>
     </w:p>
     <w:p>
+      <w:pPr>
+        <w:spacing w:after="80" w:before="0"/>
+      </w:pPr>
       <w:r>
         <w:rPr>
-          <w:rFonts w:ascii="Times New Roman" w:hAnsi="Times New Roman"/>
-          <w:sz w:val="28"/>
+          <w:b/>
         </w:rPr>
         <w:t>Правильный ответ под номером: C</w:t>
       </w:r>
     </w:p>
     <w:p>
+      <w:pPr>
+        <w:spacing w:after="0" w:before="40"/>
+      </w:pPr>
       <w:r>
-        <w:rPr>
-          <w:rFonts w:ascii="Times New Roman" w:hAnsi="Times New Roman"/>
-          <w:sz w:val="28"/>
-        </w:rPr>
         <w:t>16. Какая посадка обеспечивает натяг между деталями?</w:t>
       </w:r>
     </w:p>
     <w:p>
       <w:pPr>
+        <w:spacing w:after="0" w:before="0"/>
         <w:ind w:left="567"/>
       </w:pPr>
       <w:r>
-        <w:rPr>
-          <w:rFonts w:ascii="Times New Roman" w:hAnsi="Times New Roman"/>
-          <w:sz w:val="28"/>
-        </w:rPr>
         <w:t>A) Скользящая;</w:t>
       </w:r>
     </w:p>
     <w:p>
       <w:pPr>
+        <w:spacing w:after="0" w:before="0"/>
         <w:ind w:left="567"/>
       </w:pPr>
       <w:r>
-        <w:rPr>
-          <w:rFonts w:ascii="Times New Roman" w:hAnsi="Times New Roman"/>
-          <w:sz w:val="28"/>
-        </w:rPr>
         <w:t>B) Переходная;</w:t>
       </w:r>
     </w:p>
     <w:p>
       <w:pPr>
+        <w:spacing w:after="0" w:before="0"/>
         <w:ind w:left="567"/>
       </w:pPr>
       <w:r>
-        <w:rPr>
-          <w:rFonts w:ascii="Times New Roman" w:hAnsi="Times New Roman"/>
-          <w:sz w:val="28"/>
-        </w:rPr>
         <w:t>C) С натягом;</w:t>
       </w:r>
     </w:p>
     <w:p>
       <w:pPr>
+        <w:spacing w:after="0" w:before="0"/>
         <w:ind w:left="567"/>
       </w:pPr>
       <w:r>
-        <w:rPr>
-          <w:rFonts w:ascii="Times New Roman" w:hAnsi="Times New Roman"/>
-          <w:sz w:val="28"/>
-        </w:rPr>
         <w:t>D) Свободная.</w:t>
       </w:r>
     </w:p>
     <w:p>
+      <w:pPr>
+        <w:spacing w:after="80" w:before="0"/>
+      </w:pPr>
       <w:r>
         <w:rPr>
-          <w:rFonts w:ascii="Times New Roman" w:hAnsi="Times New Roman"/>
-          <w:sz w:val="28"/>
+          <w:b/>
         </w:rPr>
         <w:t>Правильный ответ под номером: C</w:t>
       </w:r>
     </w:p>
     <w:p>
+      <w:pPr>
+        <w:spacing w:after="0" w:before="40"/>
+      </w:pPr>
       <w:r>
-        <w:rPr>
-          <w:rFonts w:ascii="Times New Roman" w:hAnsi="Times New Roman"/>
-          <w:sz w:val="28"/>
-        </w:rPr>
         <w:t>17. Какой вид механической обработки осуществляется путём снятия стружки с заготовки?</w:t>
       </w:r>
     </w:p>
     <w:p>
       <w:pPr>
+        <w:spacing w:after="0" w:before="0"/>
         <w:ind w:left="567"/>
       </w:pPr>
       <w:r>
-        <w:rPr>
-          <w:rFonts w:ascii="Times New Roman" w:hAnsi="Times New Roman"/>
-          <w:sz w:val="28"/>
-        </w:rPr>
         <w:t>A) Литьё;</w:t>
       </w:r>
     </w:p>
     <w:p>
       <w:pPr>
+        <w:spacing w:after="0" w:before="0"/>
         <w:ind w:left="567"/>
       </w:pPr>
       <w:r>
-        <w:rPr>
-          <w:rFonts w:ascii="Times New Roman" w:hAnsi="Times New Roman"/>
-          <w:sz w:val="28"/>
-        </w:rPr>
         <w:t>B) Штамповка;</w:t>
       </w:r>
     </w:p>
     <w:p>
       <w:pPr>
+        <w:spacing w:after="0" w:before="0"/>
         <w:ind w:left="567"/>
       </w:pPr>
       <w:r>
-        <w:rPr>
-          <w:rFonts w:ascii="Times New Roman" w:hAnsi="Times New Roman"/>
-          <w:sz w:val="28"/>
-        </w:rPr>
         <w:t>C) Сварка;</w:t>
       </w:r>
     </w:p>
     <w:p>
       <w:pPr>
+        <w:spacing w:after="0" w:before="0"/>
         <w:ind w:left="567"/>
       </w:pPr>
       <w:r>
-        <w:rPr>
-          <w:rFonts w:ascii="Times New Roman" w:hAnsi="Times New Roman"/>
-          <w:sz w:val="28"/>
-        </w:rPr>
         <w:t>D) Точение.</w:t>
       </w:r>
     </w:p>
     <w:p>
+      <w:pPr>
+        <w:spacing w:after="80" w:before="0"/>
+      </w:pPr>
       <w:r>
         <w:rPr>
-          <w:rFonts w:ascii="Times New Roman" w:hAnsi="Times New Roman"/>
-          <w:sz w:val="28"/>
+          <w:b/>
         </w:rPr>
         <w:t>Правильный ответ под номером: D</w:t>
       </w:r>
     </w:p>
     <w:p>
+      <w:pPr>
+        <w:spacing w:after="0" w:before="40"/>
+      </w:pPr>
       <w:r>
-        <w:rPr>
-          <w:rFonts w:ascii="Times New Roman" w:hAnsi="Times New Roman"/>
-          <w:sz w:val="28"/>
-        </w:rPr>
-        <w:t>18. Что такое припуск на обработку?</w:t>
+        <w:t>18. Что характеризует модуль упругости (модуль Юнга) материала?</w:t>
       </w:r>
     </w:p>
     <w:p>
       <w:pPr>
+        <w:spacing w:after="0" w:before="0"/>
         <w:ind w:left="567"/>
       </w:pPr>
       <w:r>
-        <w:rPr>
-          <w:rFonts w:ascii="Times New Roman" w:hAnsi="Times New Roman"/>
-          <w:sz w:val="28"/>
-        </w:rPr>
-        <w:t>A) Расстояние между станками в цеху;</w:t>
+        <w:t>A) Твёрдость поверхности детали;</w:t>
       </w:r>
     </w:p>
     <w:p>
       <w:pPr>
+        <w:spacing w:after="0" w:before="0"/>
         <w:ind w:left="567"/>
       </w:pPr>
       <w:r>
-        <w:rPr>
-          <w:rFonts w:ascii="Times New Roman" w:hAnsi="Times New Roman"/>
-          <w:sz w:val="28"/>
-        </w:rPr>
-        <w:t>B) Слой материала, удаляемый с заготовки для получения готовой детали;</w:t>
+        <w:t>B) Способность материала сопротивляться упругой деформации;</w:t>
       </w:r>
     </w:p>
     <w:p>
       <w:pPr>
+        <w:spacing w:after="0" w:before="0"/>
         <w:ind w:left="567"/>
       </w:pPr>
       <w:r>
-        <w:rPr>
-          <w:rFonts w:ascii="Times New Roman" w:hAnsi="Times New Roman"/>
-          <w:sz w:val="28"/>
-        </w:rPr>
-        <w:t>C) Допустимая погрешность измерения;</w:t>
+        <w:t>C) Способность материала к пластической деформации;</w:t>
       </w:r>
     </w:p>
     <w:p>
       <w:pPr>
+        <w:spacing w:after="0" w:before="0"/>
         <w:ind w:left="567"/>
       </w:pPr>
       <w:r>
-        <w:rPr>
-          <w:rFonts w:ascii="Times New Roman" w:hAnsi="Times New Roman"/>
-          <w:sz w:val="28"/>
-        </w:rPr>
-        <w:t>D) Время, затрачиваемое на обработку.</w:t>
+        <w:t>D) Ударную вязкость при динамических нагрузках;</w:t>
       </w:r>
     </w:p>
     <w:p>
+      <w:pPr>
+        <w:spacing w:after="80" w:before="0"/>
+      </w:pPr>
       <w:r>
         <w:rPr>
-          <w:rFonts w:ascii="Times New Roman" w:hAnsi="Times New Roman"/>
-          <w:sz w:val="28"/>
+          <w:b/>
         </w:rPr>
         <w:t>Правильный ответ под номером: B</w:t>
       </w:r>
     </w:p>
     <w:p>
+      <w:pPr>
+        <w:spacing w:after="0" w:before="40"/>
+      </w:pPr>
       <w:r>
-        <w:rPr>
-          <w:rFonts w:ascii="Times New Roman" w:hAnsi="Times New Roman"/>
-          <w:sz w:val="28"/>
-        </w:rPr>
         <w:t>19. Какой метод обработки обеспечивает наивысшую точность и чистоту поверхности?</w:t>
       </w:r>
     </w:p>
     <w:p>
       <w:pPr>
+        <w:spacing w:after="0" w:before="0"/>
         <w:ind w:left="567"/>
       </w:pPr>
       <w:r>
-        <w:rPr>
-          <w:rFonts w:ascii="Times New Roman" w:hAnsi="Times New Roman"/>
-          <w:sz w:val="28"/>
-        </w:rPr>
         <w:t>A) Фрезерование;</w:t>
       </w:r>
     </w:p>
     <w:p>
       <w:pPr>
+        <w:spacing w:after="0" w:before="0"/>
         <w:ind w:left="567"/>
       </w:pPr>
       <w:r>
-        <w:rPr>
-          <w:rFonts w:ascii="Times New Roman" w:hAnsi="Times New Roman"/>
-          <w:sz w:val="28"/>
-        </w:rPr>
         <w:t>B) Строгание;</w:t>
       </w:r>
     </w:p>
     <w:p>
       <w:pPr>
+        <w:spacing w:after="0" w:before="0"/>
         <w:ind w:left="567"/>
       </w:pPr>
       <w:r>
-        <w:rPr>
-          <w:rFonts w:ascii="Times New Roman" w:hAnsi="Times New Roman"/>
-          <w:sz w:val="28"/>
-        </w:rPr>
         <w:t>C) Шлифование;</w:t>
       </w:r>
     </w:p>
     <w:p>
       <w:pPr>
+        <w:spacing w:after="0" w:before="0"/>
         <w:ind w:left="567"/>
       </w:pPr>
       <w:r>
-        <w:rPr>
-          <w:rFonts w:ascii="Times New Roman" w:hAnsi="Times New Roman"/>
-          <w:sz w:val="28"/>
-        </w:rPr>
         <w:t>D) Сверление.</w:t>
       </w:r>
     </w:p>
     <w:p>
+      <w:pPr>
+        <w:spacing w:after="80" w:before="0"/>
+      </w:pPr>
       <w:r>
         <w:rPr>
-          <w:rFonts w:ascii="Times New Roman" w:hAnsi="Times New Roman"/>
-          <w:sz w:val="28"/>
+          <w:b/>
         </w:rPr>
         <w:t>Правильный ответ под номером: C</w:t>
       </w:r>
     </w:p>
     <w:p>
+      <w:pPr>
+        <w:spacing w:after="0" w:before="40"/>
+      </w:pPr>
       <w:r>
-        <w:rPr>
-          <w:rFonts w:ascii="Times New Roman" w:hAnsi="Times New Roman"/>
-          <w:sz w:val="28"/>
-        </w:rPr>
         <w:t>20. Что является основным мерой защиты от поражения электрическим током при работе на станке?</w:t>
       </w:r>
     </w:p>
     <w:p>
       <w:pPr>
+        <w:spacing w:after="0" w:before="0"/>
         <w:ind w:left="567"/>
       </w:pPr>
       <w:r>
-        <w:rPr>
-          <w:rFonts w:ascii="Times New Roman" w:hAnsi="Times New Roman"/>
-          <w:sz w:val="28"/>
-        </w:rPr>
         <w:t>A) Увеличение освещённости рабочего места;</w:t>
       </w:r>
     </w:p>
     <w:p>
       <w:pPr>
+        <w:spacing w:after="0" w:before="0"/>
         <w:ind w:left="567"/>
       </w:pPr>
       <w:r>
-        <w:rPr>
-          <w:rFonts w:ascii="Times New Roman" w:hAnsi="Times New Roman"/>
-          <w:sz w:val="28"/>
-        </w:rPr>
         <w:t>B) Использование только новых инструментов;</w:t>
       </w:r>
     </w:p>
     <w:p>
       <w:pPr>
+        <w:spacing w:after="0" w:before="0"/>
         <w:ind w:left="567"/>
       </w:pPr>
       <w:r>
-        <w:rPr>
-          <w:rFonts w:ascii="Times New Roman" w:hAnsi="Times New Roman"/>
-          <w:sz w:val="28"/>
-        </w:rPr>
         <w:t>C) Регулярная чистка оборудования от стружки;</w:t>
       </w:r>
     </w:p>
     <w:p>
       <w:pPr>
+        <w:spacing w:after="0" w:before="0"/>
         <w:ind w:left="567"/>
       </w:pPr>
       <w:r>
-        <w:rPr>
-          <w:rFonts w:ascii="Times New Roman" w:hAnsi="Times New Roman"/>
-          <w:sz w:val="28"/>
-        </w:rPr>
         <w:t>D) Защитное заземление корпуса станка.</w:t>
       </w:r>
     </w:p>
     <w:p>
+      <w:pPr>
+        <w:spacing w:after="80" w:before="0"/>
+      </w:pPr>
       <w:r>
         <w:rPr>
-          <w:rFonts w:ascii="Times New Roman" w:hAnsi="Times New Roman"/>
-          <w:sz w:val="28"/>
+          <w:b/>
         </w:rPr>
         <w:t>Правильный ответ под номером: D</w:t>
       </w:r>
@@ -1774,6 +1544,10 @@
     <w:name w:val="Normal"/>
     <w:qFormat/>
     <w:rsid w:val="00FC693F"/>
+    <w:rPr>
+      <w:rFonts w:ascii="Times New Roman" w:hAnsi="Times New Roman"/>
+      <w:sz w:val="24"/>
+    </w:rPr>
   </w:style>
   <w:style w:type="paragraph" w:styleId="Header">
     <w:name w:val="header"/>

--- a/Оператор автоматических и полуавтоматических станков и линий станков/профессиональной переподготовки 15474 Оператор станков/103. ПО_ПП_ФОС_Оператор станков_2-3_разр ОП.0.0.docx
+++ b/Оператор автоматических и полуавтоматических станков и линий станков/профессиональной переподготовки 15474 Оператор станков/103. ПО_ПП_ФОС_Оператор станков_2-3_разр ОП.0.0.docx
@@ -846,7 +846,7 @@
         <w:spacing w:after="0" w:before="40"/>
       </w:pPr>
       <w:r>
-        <w:t>15. Согласно ГОСТ 19265, какие твёрдые сплавы обозначаются буквами «ВК»?</w:t>
+        <w:t>15. Согласно ГОСТ 3882-74, какие твёрдые сплавы обозначаются буквами «ВК»?</w:t>
       </w:r>
     </w:p>
     <w:p>

--- a/Оператор автоматических и полуавтоматических станков и линий станков/профессиональной переподготовки 15474 Оператор станков/103. ПО_ПП_ФОС_Оператор станков_2-3_разр ОП.0.0.docx
+++ b/Оператор автоматических и полуавтоматических станков и линий станков/профессиональной переподготовки 15474 Оператор станков/103. ПО_ПП_ФОС_Оператор станков_2-3_разр ОП.0.0.docx
@@ -571,7 +571,7 @@
         <w:spacing w:after="0" w:before="40"/>
       </w:pPr>
       <w:r>
-        <w:t>10. Какая марка стали обозначает углеродистую конструкционную сталь обычного качества?</w:t>
+        <w:t>10. Какая марка стали обозначает углеродистую конструкционную сталь обыкновенного качества?</w:t>
       </w:r>
     </w:p>
     <w:p>
